--- a/word_reports/LP_0229_위치_148_Madonna_like a virgin.docx
+++ b/word_reports/LP_0229_위치_148_Madonna_like a virgin.docx
@@ -4,7 +4,7 @@
   <w:body>
     <w:p>
       <w:pPr>
-        <w:spacing w:after="280"/>
+        <w:spacing w:after="80"/>
       </w:pPr>
       <w:r>
         <w:rPr w:rFonts="맑은 고딕">
@@ -13,94 +13,47 @@
           <w:color w:val="1E3A8A"/>
           <w:sz w:val="30"/>
         </w:rPr>
-        <w:t>[148] Madonna - like a virgin</w:t>
+        <w:t>Madonna (성모 마리아) - like a virgin</w:t>
       </w:r>
     </w:p>
     <w:p>
       <w:pPr>
-        <w:spacing w:after="320"/>
+        <w:spacing w:after="240"/>
       </w:pPr>
       <w:r>
         <w:rPr w:rFonts="맑은 고딕">
           <w:rFonts w:ascii="맑은 고딕" w:hAnsi="맑은 고딕" w:eastAsia="맑은 고딕"/>
           <w:b/>
-          <w:sz w:val="20"/>
+          <w:color w:val="4B5563"/>
+          <w:sz w:val="22"/>
         </w:rPr>
-        <w:t>■ 위치 : 148</w:t>
-        <w:br/>
-      </w:r>
-      <w:r>
-        <w:rPr w:rFonts="맑은 고딕">
-          <w:rFonts w:ascii="맑은 고딕" w:hAnsi="맑은 고딕" w:eastAsia="맑은 고딕"/>
-          <w:b/>
-          <w:sz w:val="20"/>
-        </w:rPr>
-        <w:t>■ 아티스트 : Madonna</w:t>
-        <w:br/>
-      </w:r>
-      <w:r>
-        <w:rPr w:rFonts="맑은 고딕">
-          <w:rFonts w:ascii="맑은 고딕" w:hAnsi="맑은 고딕" w:eastAsia="맑은 고딕"/>
-          <w:b/>
-          <w:sz w:val="20"/>
-        </w:rPr>
-        <w:t>■ 앨범명 : like a virgin</w:t>
-        <w:br/>
-      </w:r>
-      <w:r>
-        <w:rPr w:rFonts="맑은 고딕">
-          <w:rFonts w:ascii="맑은 고딕" w:hAnsi="맑은 고딕" w:eastAsia="맑은 고딕"/>
-          <w:b w:val="0"/>
-          <w:sz w:val="20"/>
-        </w:rPr>
-        <w:t>■ 음반 레이블 : Sire Records</w:t>
-        <w:br/>
-      </w:r>
-      <w:r>
-        <w:rPr w:rFonts="맑은 고딕">
-          <w:rFonts w:ascii="맑은 고딕" w:hAnsi="맑은 고딕" w:eastAsia="맑은 고딕"/>
-          <w:b w:val="0"/>
-          <w:sz w:val="20"/>
-        </w:rPr>
-        <w:t>■ 발매년도 : 1984</w:t>
-        <w:br/>
-      </w:r>
-      <w:r>
-        <w:rPr w:rFonts="맑은 고딕">
-          <w:rFonts w:ascii="맑은 고딕" w:hAnsi="맑은 고딕" w:eastAsia="맑은 고딕"/>
-          <w:b w:val="0"/>
-          <w:sz w:val="20"/>
-        </w:rPr>
-        <w:t>■ 장르 : 댄스 팝, 신스 팝 (Dance-pop, Synth-pop)</w:t>
-        <w:br/>
-      </w:r>
-      <w:r>
-        <w:rPr w:rFonts="맑은 고딕">
-          <w:rFonts w:ascii="맑은 고딕" w:hAnsi="맑은 고딕" w:eastAsia="맑은 고딕"/>
-          <w:b w:val="0"/>
-          <w:sz w:val="20"/>
-        </w:rPr>
-        <w:t>■ 주요 수록곡 : 1. Material Girl</w:t>
-        <w:br/>
+        <w:t>위치 :  148</w:t>
       </w:r>
     </w:p>
     <w:p>
       <w:pPr>
-        <w:spacing w:after="160"/>
+        <w:spacing w:line="324" w:lineRule="auto" w:before="80" w:after="160"/>
       </w:pPr>
       <w:r>
         <w:rPr w:rFonts="맑은 고딕">
           <w:rFonts w:ascii="맑은 고딕" w:hAnsi="맑은 고딕" w:eastAsia="맑은 고딕"/>
           <w:b/>
           <w:color w:val="1F2937"/>
-          <w:sz w:val="24"/>
+          <w:sz w:val="22"/>
         </w:rPr>
-        <w:t>■ 음반 해설 및 감상 가이드</w:t>
+        <w:t xml:space="preserve">[음반 소개] </w:t>
+      </w:r>
+      <w:r>
+        <w:rPr w:rFonts="맑은 고딕">
+          <w:rFonts w:ascii="맑은 고딕" w:hAnsi="맑은 고딕" w:eastAsia="맑은 고딕"/>
+          <w:b w:val="0"/>
+          <w:sz w:val="21"/>
+        </w:rPr>
       </w:r>
     </w:p>
     <w:p>
       <w:pPr>
-        <w:spacing w:line="312" w:lineRule="auto" w:after="120"/>
+        <w:spacing w:line="324" w:lineRule="auto" w:after="120"/>
       </w:pPr>
       <w:r>
         <w:rPr w:rFonts="맑은 고딕">
@@ -108,51 +61,516 @@
           <w:b w:val="0"/>
           <w:sz w:val="21"/>
         </w:rPr>
-        <w:t>1984년에 발매된 마돈나(Madonna)의 두 번째 정규 앨범 《Like a Virgin》은 그녀를 단순한 신예 댄스 가수를 넘어 1980년대 대중문화를 상징하는 거대한 아이콘으로 등극시킨 명반입니다. 펑크(Funk) 밴드 '시크(Chic)'의 리더이자 당대 최고의 팝 프로듀서였던 나일 로저스(Nile Rodgers)가 프로듀싱을 맡아 완성도를 극대화했습니다. 이 앨범은 도발적인 패션과 주체적인 여성상, 그리고 정교하게 세공된 팝 사운드를 완벽하게 결합하여 여성 아티스트가 대중음악계에서 구축할 수 있는 영향력의 새로운 지평을 열었다는 평가를 받습니다.</w:t>
+        <w:t>1984년, 팝 음악의 역사를 송두리째 뒤흔든 거대한 혁명이 한 장의 검은 비닐 위에 아로새겨졌습니다. 명 프로듀서 나일 로저스의 유려한 그루브와 마돈나의 도발적이면서도 순수한 에너지가 완벽한 화학작용을 일으킨 이 앨범은, 단순한 댄스 팝을 넘어 한 시대를 상징하는 불멸의 문화적 모뉴먼트가 되었습니다. 턴테이블의 회전과 함께 피어나는 감각적인 선율은 반세기에 가까운 세월이 흐른 오늘날에도 여전히 세련된 생명력을 발산하며 감상자의 영혼을 매혹합니다.</w:t>
       </w:r>
     </w:p>
     <w:p>
       <w:pPr>
-        <w:spacing w:line="312" w:lineRule="auto" w:after="120"/>
+        <w:spacing w:line="324" w:lineRule="auto" w:before="200" w:after="80"/>
       </w:pPr>
+      <w:r>
+        <w:rPr w:rFonts="맑은 고딕">
+          <w:rFonts w:ascii="맑은 고딕" w:hAnsi="맑은 고딕" w:eastAsia="맑은 고딕"/>
+          <w:b/>
+          <w:color w:val="1E3A8A"/>
+          <w:sz w:val="24"/>
+        </w:rPr>
+        <w:t>1. 음반 데이터</w:t>
+      </w:r>
+    </w:p>
+    <w:p>
+      <w:pPr>
+        <w:spacing w:line="324" w:lineRule="auto" w:after="80"/>
+      </w:pPr>
+      <w:r>
+        <w:rPr w:rFonts="맑은 고딕">
+          <w:rFonts w:ascii="맑은 고딕" w:hAnsi="맑은 고딕" w:eastAsia="맑은 고딕"/>
+          <w:b w:val="0"/>
+          <w:color w:val="6B7280"/>
+          <w:sz w:val="21"/>
+        </w:rPr>
+        <w:t xml:space="preserve">· </w:t>
+      </w:r>
+      <w:r>
+        <w:rPr w:rFonts="맑은 고딕">
+          <w:rFonts w:ascii="맑은 고딕" w:hAnsi="맑은 고딕" w:eastAsia="맑은 고딕"/>
+          <w:b/>
+          <w:color w:val="1F2937"/>
+          <w:sz w:val="21"/>
+        </w:rPr>
+        <w:t xml:space="preserve">앨범명: </w:t>
+      </w:r>
       <w:r>
         <w:rPr w:rFonts="맑은 고딕">
           <w:rFonts w:ascii="맑은 고딕" w:hAnsi="맑은 고딕" w:eastAsia="맑은 고딕"/>
           <w:b w:val="0"/>
           <w:sz w:val="21"/>
         </w:rPr>
-        <w:t>음악적으로는 나일 로저스 특유의 펑키하고 리드미컬한 기타 리프와 탄탄한 신스 베이스라인이 어우러져 한층 세련되고 풍성한 사운드를 자랑합니다. 마돈나의 보컬 역시 도발적이고 도도한 매력부터 깊은 감성까지 아우르며 한층 발전된 역량을 보여줍니다. 특유의 발랄하면서도 당돌한 가창 스타일은 청춘의 에너지와 열망을 감각적으로 표현해 내며 전 세계적인 신드롬을 일으켰습니다.</w:t>
+        <w:t>like a virgin</w:t>
       </w:r>
     </w:p>
     <w:p>
       <w:pPr>
-        <w:spacing w:line="312" w:lineRule="auto" w:after="120"/>
+        <w:spacing w:line="324" w:lineRule="auto" w:after="80"/>
       </w:pPr>
+      <w:r>
+        <w:rPr w:rFonts="맑은 고딕">
+          <w:rFonts w:ascii="맑은 고딕" w:hAnsi="맑은 고딕" w:eastAsia="맑은 고딕"/>
+          <w:b w:val="0"/>
+          <w:color w:val="6B7280"/>
+          <w:sz w:val="21"/>
+        </w:rPr>
+        <w:t xml:space="preserve">· </w:t>
+      </w:r>
+      <w:r>
+        <w:rPr w:rFonts="맑은 고딕">
+          <w:rFonts w:ascii="맑은 고딕" w:hAnsi="맑은 고딕" w:eastAsia="맑은 고딕"/>
+          <w:b/>
+          <w:color w:val="1F2937"/>
+          <w:sz w:val="21"/>
+        </w:rPr>
+        <w:t xml:space="preserve">아티스트: </w:t>
+      </w:r>
       <w:r>
         <w:rPr w:rFonts="맑은 고딕">
           <w:rFonts w:ascii="맑은 고딕" w:hAnsi="맑은 고딕" w:eastAsia="맑은 고딕"/>
           <w:b w:val="0"/>
           <w:sz w:val="21"/>
         </w:rPr>
-        <w:t>음반의 포문을 열며 물질만능주의를 위트 있게 풍자한 &lt;Material Girl&gt;과 중독성 있는 신디사이저 베이스로 MTV 시대를 평정한 동명의 타이틀곡 &lt;Like a Virgin&gt;은 팝 역사상 가장 강렬한 임팩트를 남긴 트랙들입니다. 아울러 경쾌한 구성을 자랑하는 &lt;Dress You Up&gt;은 물론, 로즈 로이스(Rose Royce)의 원곡을 재해석하여 마돈나의 호소력 짙은 가창력을 확인할 수 있는 감성 발라드 &lt;Love Don't Live Here Anymore&gt;에 이르기까지, 앨범은 버릴 곡이 없는 정교한 트랙 리스트를 자랑합니다.</w:t>
+        <w:t>Madonna (성모 마리아)</w:t>
       </w:r>
     </w:p>
     <w:p>
       <w:pPr>
-        <w:spacing w:line="312" w:lineRule="auto" w:after="120"/>
+        <w:spacing w:line="324" w:lineRule="auto" w:after="80"/>
       </w:pPr>
+      <w:r>
+        <w:rPr w:rFonts="맑은 고딕">
+          <w:rFonts w:ascii="맑은 고딕" w:hAnsi="맑은 고딕" w:eastAsia="맑은 고딕"/>
+          <w:b w:val="0"/>
+          <w:color w:val="6B7280"/>
+          <w:sz w:val="21"/>
+        </w:rPr>
+        <w:t xml:space="preserve">· </w:t>
+      </w:r>
+      <w:r>
+        <w:rPr w:rFonts="맑은 고딕">
+          <w:rFonts w:ascii="맑은 고딕" w:hAnsi="맑은 고딕" w:eastAsia="맑은 고딕"/>
+          <w:b/>
+          <w:color w:val="1F2937"/>
+          <w:sz w:val="21"/>
+        </w:rPr>
+        <w:t xml:space="preserve">발매 정보: </w:t>
+      </w:r>
       <w:r>
         <w:rPr w:rFonts="맑은 고딕">
           <w:rFonts w:ascii="맑은 고딕" w:hAnsi="맑은 고딕" w:eastAsia="맑은 고딕"/>
           <w:b w:val="0"/>
           <w:sz w:val="21"/>
         </w:rPr>
-        <w:t>LP로 감상하는 《Like a Virgin》은 80년대 아날로그 믹싱 특유의 탄력 있는 베이스와 선명한 고음역대가 절묘한 균형을 이루어 특유의 생동감을 선사합니다. 턴테이블 위에서 바늘이 돌아가는 순간 당대 팝 황금기의 화려하고 파격적인 에너지를 그대로 복원해 내는 이 음반은, 시대를 초월하여 대중음악사 및 LP 컬렉터들에게 반드시 기억되어야 할 불후의 명작입니다.</w:t>
+        <w:t>1984년 11월 사이어 레코드(Sire Records)를 통해 발매된 마돈나의 정규 2집으로, 그룹 시크(Chic) 출신의 거장 나일 로저스(Nile Rodgers)가 프로듀싱을 맡아 훵크와 뉴웨이브, 신스팝의 가장 완벽한 융합을 이룩해 낸 기념비적 걸작입니다.</w:t>
+      </w:r>
+    </w:p>
+    <w:p>
+      <w:pPr>
+        <w:spacing w:line="324" w:lineRule="auto" w:after="80"/>
+      </w:pPr>
+      <w:r>
+        <w:rPr w:rFonts="맑은 고딕">
+          <w:rFonts w:ascii="맑은 고딕" w:hAnsi="맑은 고딕" w:eastAsia="맑은 고딕"/>
+          <w:b w:val="0"/>
+          <w:color w:val="6B7280"/>
+          <w:sz w:val="21"/>
+        </w:rPr>
+        <w:t xml:space="preserve">· </w:t>
+      </w:r>
+      <w:r>
+        <w:rPr w:rFonts="맑은 고딕">
+          <w:rFonts w:ascii="맑은 고딕" w:hAnsi="맑은 고딕" w:eastAsia="맑은 고딕"/>
+          <w:b/>
+          <w:color w:val="1F2937"/>
+          <w:sz w:val="21"/>
+        </w:rPr>
+        <w:t xml:space="preserve">LP 인기도(판매량): </w:t>
+      </w:r>
+      <w:r>
+        <w:rPr w:rFonts="맑은 고딕">
+          <w:rFonts w:ascii="맑은 고딕" w:hAnsi="맑은 고딕" w:eastAsia="맑은 고딕"/>
+          <w:b w:val="0"/>
+          <w:sz w:val="21"/>
+        </w:rPr>
+        <w:t>발매와 동시에 전 세계를 뒤흔들며 빌보드 200 차트 정상을 차지했고, 여성 아티스트 앨범 최초로 미국 내에서만 1,000만 장 이상(RIAA 다이아몬드 인증)을 돌파하는 등 전 세계 누적 2,100만 장 이상의 경이적인 판매고를 기록했습니다.</w:t>
+      </w:r>
+    </w:p>
+    <w:p>
+      <w:pPr>
+        <w:spacing w:line="324" w:lineRule="auto" w:after="80"/>
+      </w:pPr>
+      <w:r>
+        <w:rPr w:rFonts="맑은 고딕">
+          <w:rFonts w:ascii="맑은 고딕" w:hAnsi="맑은 고딕" w:eastAsia="맑은 고딕"/>
+          <w:b w:val="0"/>
+          <w:color w:val="6B7280"/>
+          <w:sz w:val="21"/>
+        </w:rPr>
+        <w:t xml:space="preserve">· </w:t>
+      </w:r>
+      <w:r>
+        <w:rPr w:rFonts="맑은 고딕">
+          <w:rFonts w:ascii="맑은 고딕" w:hAnsi="맑은 고딕" w:eastAsia="맑은 고딕"/>
+          <w:b/>
+          <w:color w:val="1F2937"/>
+          <w:sz w:val="21"/>
+        </w:rPr>
+        <w:t xml:space="preserve">각종 수상경력: </w:t>
+      </w:r>
+      <w:r>
+        <w:rPr w:rFonts="맑은 고딕">
+          <w:rFonts w:ascii="맑은 고딕" w:hAnsi="맑은 고딕" w:eastAsia="맑은 고딕"/>
+          <w:b w:val="0"/>
+          <w:sz w:val="21"/>
+        </w:rPr>
+        <w:t>롤링 스톤 선정 '역대 가장 위대한 앨범 500선'에 이름을 올렸으며, 1984년 제1회 MTV 비디오 뮤직 어워즈(VMA)에서 선보인 전설적인 라이브 퍼포먼스는 대중음악사에 영원히 각인된 명장면으로 공인받고 있습니다.</w:t>
+      </w:r>
+    </w:p>
+    <w:p>
+      <w:pPr>
+        <w:spacing w:line="324" w:lineRule="auto" w:before="200" w:after="80"/>
+      </w:pPr>
+      <w:r>
+        <w:rPr w:rFonts="맑은 고딕">
+          <w:rFonts w:ascii="맑은 고딕" w:hAnsi="맑은 고딕" w:eastAsia="맑은 고딕"/>
+          <w:b/>
+          <w:color w:val="1E3A8A"/>
+          <w:sz w:val="24"/>
+        </w:rPr>
+        <w:t>2. 아티스트 정보</w:t>
+      </w:r>
+    </w:p>
+    <w:p>
+      <w:pPr>
+        <w:spacing w:line="324" w:lineRule="auto" w:after="80"/>
+      </w:pPr>
+      <w:r>
+        <w:rPr w:rFonts="맑은 고딕">
+          <w:rFonts w:ascii="맑은 고딕" w:hAnsi="맑은 고딕" w:eastAsia="맑은 고딕"/>
+          <w:b w:val="0"/>
+          <w:color w:val="6B7280"/>
+          <w:sz w:val="21"/>
+        </w:rPr>
+        <w:t xml:space="preserve">· </w:t>
+      </w:r>
+      <w:r>
+        <w:rPr w:rFonts="맑은 고딕">
+          <w:rFonts w:ascii="맑은 고딕" w:hAnsi="맑은 고딕" w:eastAsia="맑은 고딕"/>
+          <w:b/>
+          <w:color w:val="1F2937"/>
+          <w:sz w:val="21"/>
+        </w:rPr>
+        <w:t xml:space="preserve">국적: </w:t>
+      </w:r>
+      <w:r>
+        <w:rPr w:rFonts="맑은 고딕">
+          <w:rFonts w:ascii="맑은 고딕" w:hAnsi="맑은 고딕" w:eastAsia="맑은 고딕"/>
+          <w:b w:val="0"/>
+          <w:sz w:val="21"/>
+        </w:rPr>
+        <w:t>미국</w:t>
+      </w:r>
+    </w:p>
+    <w:p>
+      <w:pPr>
+        <w:spacing w:line="324" w:lineRule="auto" w:after="80"/>
+      </w:pPr>
+      <w:r>
+        <w:rPr w:rFonts="맑은 고딕">
+          <w:rFonts w:ascii="맑은 고딕" w:hAnsi="맑은 고딕" w:eastAsia="맑은 고딕"/>
+          <w:b w:val="0"/>
+          <w:color w:val="6B7280"/>
+          <w:sz w:val="21"/>
+        </w:rPr>
+        <w:t xml:space="preserve">· </w:t>
+      </w:r>
+      <w:r>
+        <w:rPr w:rFonts="맑은 고딕">
+          <w:rFonts w:ascii="맑은 고딕" w:hAnsi="맑은 고딕" w:eastAsia="맑은 고딕"/>
+          <w:b/>
+          <w:color w:val="1F2937"/>
+          <w:sz w:val="21"/>
+        </w:rPr>
+        <w:t xml:space="preserve">생몰년도: </w:t>
+      </w:r>
+      <w:r>
+        <w:rPr w:rFonts="맑은 고딕">
+          <w:rFonts w:ascii="맑은 고딕" w:hAnsi="맑은 고딕" w:eastAsia="맑은 고딕"/>
+          <w:b w:val="0"/>
+          <w:sz w:val="21"/>
+        </w:rPr>
+        <w:t>1958년 ~ 현재</w:t>
+      </w:r>
+    </w:p>
+    <w:p>
+      <w:pPr>
+        <w:spacing w:line="324" w:lineRule="auto" w:after="80"/>
+      </w:pPr>
+      <w:r>
+        <w:rPr w:rFonts="맑은 고딕">
+          <w:rFonts w:ascii="맑은 고딕" w:hAnsi="맑은 고딕" w:eastAsia="맑은 고딕"/>
+          <w:b w:val="0"/>
+          <w:color w:val="6B7280"/>
+          <w:sz w:val="21"/>
+        </w:rPr>
+        <w:t xml:space="preserve">· </w:t>
+      </w:r>
+      <w:r>
+        <w:rPr w:rFonts="맑은 고딕">
+          <w:rFonts w:ascii="맑은 고딕" w:hAnsi="맑은 고딕" w:eastAsia="맑은 고딕"/>
+          <w:b/>
+          <w:color w:val="1F2937"/>
+          <w:sz w:val="21"/>
+        </w:rPr>
+        <w:t xml:space="preserve">그룹 소속: </w:t>
+      </w:r>
+      <w:r>
+        <w:rPr w:rFonts="맑은 고딕">
+          <w:rFonts w:ascii="맑은 고딕" w:hAnsi="맑은 고딕" w:eastAsia="맑은 고딕"/>
+          <w:b w:val="0"/>
+          <w:sz w:val="21"/>
+        </w:rPr>
+        <w:t>솔로</w:t>
+      </w:r>
+    </w:p>
+    <w:p>
+      <w:pPr>
+        <w:spacing w:line="324" w:lineRule="auto" w:after="80"/>
+      </w:pPr>
+      <w:r>
+        <w:rPr w:rFonts="맑은 고딕">
+          <w:rFonts w:ascii="맑은 고딕" w:hAnsi="맑은 고딕" w:eastAsia="맑은 고딕"/>
+          <w:b w:val="0"/>
+          <w:color w:val="6B7280"/>
+          <w:sz w:val="21"/>
+        </w:rPr>
+        <w:t xml:space="preserve">· </w:t>
+      </w:r>
+      <w:r>
+        <w:rPr w:rFonts="맑은 고딕">
+          <w:rFonts w:ascii="맑은 고딕" w:hAnsi="맑은 고딕" w:eastAsia="맑은 고딕"/>
+          <w:b/>
+          <w:color w:val="1F2937"/>
+          <w:sz w:val="21"/>
+        </w:rPr>
+        <w:t xml:space="preserve">아티스트 소개: </w:t>
+      </w:r>
+      <w:r>
+        <w:rPr w:rFonts="맑은 고딕">
+          <w:rFonts w:ascii="맑은 고딕" w:hAnsi="맑은 고딕" w:eastAsia="맑은 고딕"/>
+          <w:b w:val="0"/>
+          <w:sz w:val="21"/>
+        </w:rPr>
+        <w:t>대중음악계의 영원한 여제(Queen of Pop)이자 20세기와 21세를 관통하는 독보적인 문화 아이콘입니다. 파격적인 음악적 실험과 주체적인 여성 서사를 개척하며 팝 음악, 패션, 시각 예술 전반의 패러다임을 끊임없이 재정의해 왔습니다.</w:t>
+      </w:r>
+    </w:p>
+    <w:p>
+      <w:pPr>
+        <w:spacing w:line="324" w:lineRule="auto" w:before="200" w:after="80"/>
+      </w:pPr>
+      <w:r>
+        <w:rPr w:rFonts="맑은 고딕">
+          <w:rFonts w:ascii="맑은 고딕" w:hAnsi="맑은 고딕" w:eastAsia="맑은 고딕"/>
+          <w:b/>
+          <w:color w:val="1E3A8A"/>
+          <w:sz w:val="24"/>
+        </w:rPr>
+        <w:t>3. 음반 상세 분석</w:t>
+      </w:r>
+    </w:p>
+    <w:p>
+      <w:pPr>
+        <w:spacing w:line="324" w:lineRule="auto" w:after="80"/>
+      </w:pPr>
+      <w:r>
+        <w:rPr w:rFonts="맑은 고딕">
+          <w:rFonts w:ascii="맑은 고딕" w:hAnsi="맑은 고딕" w:eastAsia="맑은 고딕"/>
+          <w:b w:val="0"/>
+          <w:color w:val="6B7280"/>
+          <w:sz w:val="21"/>
+        </w:rPr>
+        <w:t xml:space="preserve">· </w:t>
+      </w:r>
+      <w:r>
+        <w:rPr w:rFonts="맑은 고딕">
+          <w:rFonts w:ascii="맑은 고딕" w:hAnsi="맑은 고딕" w:eastAsia="맑은 고딕"/>
+          <w:b/>
+          <w:color w:val="1F2937"/>
+          <w:sz w:val="21"/>
+        </w:rPr>
+        <w:t xml:space="preserve">역사적 위치: </w:t>
+      </w:r>
+      <w:r>
+        <w:rPr w:rFonts="맑은 고딕">
+          <w:rFonts w:ascii="맑은 고딕" w:hAnsi="맑은 고딕" w:eastAsia="맑은 고딕"/>
+          <w:b w:val="0"/>
+          <w:sz w:val="21"/>
+        </w:rPr>
+        <w:t>80년대 댄스 팝의 세련된 황금률을 제시했을 뿐만 아니라, 여성 뮤지션이 음반 산업의 수동적 객체가 아닌 시대의 유행과 담론을 주도하는 절대적 창작자로서 설 수 있음을 입증한 음악사적 전환점입니다. 치밀하게 계산된 리듬 섹션과 감각적인 멜로디 라인은 대중음악이 도달할 수 있는 가장 우아하고 상업적인 미학의 정점을 보여줍니다.</w:t>
+      </w:r>
+    </w:p>
+    <w:p>
+      <w:pPr>
+        <w:spacing w:line="324" w:lineRule="auto" w:after="80"/>
+      </w:pPr>
+      <w:r>
+        <w:rPr w:rFonts="맑은 고딕">
+          <w:rFonts w:ascii="맑은 고딕" w:hAnsi="맑은 고딕" w:eastAsia="맑은 고딕"/>
+          <w:b w:val="0"/>
+          <w:color w:val="6B7280"/>
+          <w:sz w:val="21"/>
+        </w:rPr>
+        <w:t xml:space="preserve">· </w:t>
+      </w:r>
+      <w:r>
+        <w:rPr w:rFonts="맑은 고딕">
+          <w:rFonts w:ascii="맑은 고딕" w:hAnsi="맑은 고딕" w:eastAsia="맑은 고딕"/>
+          <w:b/>
+          <w:color w:val="1F2937"/>
+          <w:sz w:val="21"/>
+        </w:rPr>
+        <w:t xml:space="preserve">시대의 흔적(스토리텔링): </w:t>
+      </w:r>
+      <w:r>
+        <w:rPr w:rFonts="맑은 고딕">
+          <w:rFonts w:ascii="맑은 고딕" w:hAnsi="맑은 고딕" w:eastAsia="맑은 고딕"/>
+          <w:b w:val="0"/>
+          <w:sz w:val="21"/>
+        </w:rPr>
+        <w:t>MTV의 개막과 더불어 청각과 시각이 하나로 결합되던 눈부신 1980년대, 억압된 관습을 깨부수고 솔직한 욕망과 자유를 갈망하던 젊은이들의 심장이 이 LP에 고스란히 박동하고 있습니다. 순백의 웨딩드레스와 반항적인 벨트 버클로 대변되던 파격의 미학은 당대 청춘들에게 해방의 환희와 함께 잊지 못할 낭만적 충격을 선사했습니다.</w:t>
+      </w:r>
+    </w:p>
+    <w:p>
+      <w:pPr>
+        <w:spacing w:line="324" w:lineRule="auto" w:before="200" w:after="80"/>
+      </w:pPr>
+      <w:r>
+        <w:rPr w:rFonts="맑은 고딕">
+          <w:rFonts w:ascii="맑은 고딕" w:hAnsi="맑은 고딕" w:eastAsia="맑은 고딕"/>
+          <w:b/>
+          <w:color w:val="1E3A8A"/>
+          <w:sz w:val="24"/>
+        </w:rPr>
+        <w:t>4. 주요 수록곡 및 감상 제언</w:t>
+      </w:r>
+    </w:p>
+    <w:p>
+      <w:pPr>
+        <w:spacing w:line="324" w:lineRule="auto" w:after="80"/>
+      </w:pPr>
+      <w:r>
+        <w:rPr w:rFonts="맑은 고딕">
+          <w:rFonts w:ascii="맑은 고딕" w:hAnsi="맑은 고딕" w:eastAsia="맑은 고딕"/>
+          <w:b w:val="0"/>
+          <w:color w:val="6B7280"/>
+          <w:sz w:val="21"/>
+        </w:rPr>
+        <w:t xml:space="preserve">· </w:t>
+      </w:r>
+      <w:r>
+        <w:rPr w:rFonts="맑은 고딕">
+          <w:rFonts w:ascii="맑은 고딕" w:hAnsi="맑은 고딕" w:eastAsia="맑은 고딕"/>
+          <w:b/>
+          <w:color w:val="1F2937"/>
+          <w:sz w:val="21"/>
+        </w:rPr>
+        <w:t xml:space="preserve">주요 수록곡 특징: </w:t>
+      </w:r>
+      <w:r>
+        <w:rPr w:rFonts="맑은 고딕">
+          <w:rFonts w:ascii="맑은 고딕" w:hAnsi="맑은 고딕" w:eastAsia="맑은 고딕"/>
+          <w:b w:val="0"/>
+          <w:sz w:val="21"/>
+        </w:rPr>
+        <w:t>베이스라인의 탄력적인 율동감 위에 순결과 관능의 경계를 아슬아슬하게 넘나드는 세기의 명곡 'Like a Virgin', 경쾌한 신스 사운드 속에 현대 물질만능주의를 위트 있게 풍자한 'Material Girl', 그리고 숨겨진 보석처럼 마돈나의 짙은 음색과 애절한 비장미를 뿜어내는 정통 소울 발라드 'Love Don't Live Here Anymore' 등이 앨범의 스펙트럼을 풍성하게 채우고 있습니다.</w:t>
+      </w:r>
+    </w:p>
+    <w:p>
+      <w:pPr>
+        <w:spacing w:line="324" w:lineRule="auto" w:after="80"/>
+      </w:pPr>
+      <w:r>
+        <w:rPr w:rFonts="맑은 고딕">
+          <w:rFonts w:ascii="맑은 고딕" w:hAnsi="맑은 고딕" w:eastAsia="맑은 고딕"/>
+          <w:b w:val="0"/>
+          <w:color w:val="6B7280"/>
+          <w:sz w:val="21"/>
+        </w:rPr>
+        <w:t xml:space="preserve">· </w:t>
+      </w:r>
+      <w:r>
+        <w:rPr w:rFonts="맑은 고딕">
+          <w:rFonts w:ascii="맑은 고딕" w:hAnsi="맑은 고딕" w:eastAsia="맑은 고딕"/>
+          <w:b/>
+          <w:color w:val="1F2937"/>
+          <w:sz w:val="21"/>
+        </w:rPr>
+        <w:t xml:space="preserve">빈티지 감상 제언: </w:t>
+      </w:r>
+      <w:r>
+        <w:rPr w:rFonts="맑은 고딕">
+          <w:rFonts w:ascii="맑은 고딕" w:hAnsi="맑은 고딕" w:eastAsia="맑은 고딕"/>
+          <w:b w:val="0"/>
+          <w:sz w:val="21"/>
+        </w:rPr>
+        <w:t>디지털 마스터링에서는 결코 느낄 수 없는 나일 로저스의 날카로우면서도 따뜻한 펜더 스트라토캐스터 기타 커팅과 묵직한 아날로그 베이스의 타격감이 LP의 소릿골 속에서 생생하게 되살아납니다. 진공관 앰프를 통해 감상할 때 신디사이저의 고역대는 벨벳처럼 부드럽게 감싸이고, 마돈나의 젊은 날의 호흡과 보컬의 질감이 스피커 사이에 입체적인 온기로 피어오릅니다.</w:t>
+      </w:r>
+    </w:p>
+    <w:p>
+      <w:pPr>
+        <w:spacing w:line="324" w:lineRule="auto" w:after="80"/>
+      </w:pPr>
+      <w:r>
+        <w:rPr w:rFonts="맑은 고딕">
+          <w:rFonts w:ascii="맑은 고딕" w:hAnsi="맑은 고딕" w:eastAsia="맑은 고딕"/>
+          <w:b w:val="0"/>
+          <w:color w:val="6B7280"/>
+          <w:sz w:val="21"/>
+        </w:rPr>
+        <w:t xml:space="preserve">· </w:t>
+      </w:r>
+      <w:r>
+        <w:rPr w:rFonts="맑은 고딕">
+          <w:rFonts w:ascii="맑은 고딕" w:hAnsi="맑은 고딕" w:eastAsia="맑은 고딕"/>
+          <w:b/>
+          <w:color w:val="1F2937"/>
+          <w:sz w:val="21"/>
+        </w:rPr>
+        <w:t xml:space="preserve">소장 가치: </w:t>
+      </w:r>
+      <w:r>
+        <w:rPr w:rFonts="맑은 고딕">
+          <w:rFonts w:ascii="맑은 고딕" w:hAnsi="맑은 고딕" w:eastAsia="맑은 고딕"/>
+          <w:b w:val="0"/>
+          <w:sz w:val="21"/>
+        </w:rPr>
+        <w:t>현대 팝 컬처의 패러다임을 바꾼 역사적 상징물이자, 당대 최고의 비주얼 아트워크를 LP 대형 슬리브로 만끽할 수 있다는 점에서 모든 팝 및 바이닐 컬렉터의 서가에 반드시 자리해야 할 독보적인 소장 가치를 지닙니다.</w:t>
+      </w:r>
+    </w:p>
+    <w:p>
+      <w:pPr>
+        <w:spacing w:line="324" w:lineRule="auto" w:after="120" w:before="160"/>
+      </w:pPr>
+      <w:r>
+        <w:rPr w:rFonts="맑은 고딕">
+          <w:rFonts w:ascii="맑은 고딕" w:hAnsi="맑은 고딕" w:eastAsia="맑은 고딕"/>
+          <w:b/>
+          <w:color w:val="4338CA"/>
+          <w:sz w:val="21"/>
+        </w:rPr>
+        <w:t>이 음반을 통해 80년대 찬란했던 팝의 황금기와 마돈나가 직조해 낸 매혹적인 아날로그의 울림이 전해주는 감동을 다시 한번 경험해 보시는 것은 어떨까요?</w:t>
       </w:r>
     </w:p>
     <w:sectPr>
       <w:pgSz w:w="12240" w:h="15840"/>
-      <w:pgMar w:top="1440" w:right="1440" w:bottom="1440" w:left="1440" w:header="720" w:footer="720" w:gutter="0"/>
+      <w:pgMar w:top="1152" w:right="1296" w:bottom="1152" w:left="1296" w:header="720" w:footer="720" w:gutter="0"/>
       <w:cols w:space="720"/>
       <w:docGrid w:linePitch="360"/>
     </w:sectPr>

--- a/word_reports/LP_0229_위치_148_Madonna_like a virgin.docx
+++ b/word_reports/LP_0229_위치_148_Madonna_like a virgin.docx
@@ -32,7 +32,7 @@
     </w:p>
     <w:p>
       <w:pPr>
-        <w:spacing w:line="324" w:lineRule="auto" w:before="80" w:after="160"/>
+        <w:spacing w:line="324" w:lineRule="auto" w:before="80" w:after="120"/>
       </w:pPr>
       <w:r>
         <w:rPr w:rFonts="맑은 고딕">
@@ -42,13 +42,6 @@
           <w:sz w:val="22"/>
         </w:rPr>
         <w:t xml:space="preserve">[음반 소개] </w:t>
-      </w:r>
-      <w:r>
-        <w:rPr w:rFonts="맑은 고딕">
-          <w:rFonts w:ascii="맑은 고딕" w:hAnsi="맑은 고딕" w:eastAsia="맑은 고딕"/>
-          <w:b w:val="0"/>
-          <w:sz w:val="21"/>
-        </w:rPr>
       </w:r>
     </w:p>
     <w:p>
@@ -61,7 +54,33 @@
           <w:b w:val="0"/>
           <w:sz w:val="21"/>
         </w:rPr>
-        <w:t>1984년, 팝 음악의 역사를 송두리째 뒤흔든 거대한 혁명이 한 장의 검은 비닐 위에 아로새겨졌습니다. 명 프로듀서 나일 로저스의 유려한 그루브와 마돈나의 도발적이면서도 순수한 에너지가 완벽한 화학작용을 일으킨 이 앨범은, 단순한 댄스 팝을 넘어 한 시대를 상징하는 불멸의 문화적 모뉴먼트가 되었습니다. 턴테이블의 회전과 함께 피어나는 감각적인 선율은 반세기에 가까운 세월이 흐른 오늘날에도 여전히 세련된 생명력을 발산하며 감상자의 영혼을 매혹합니다.</w:t>
+        <w:t>1984년, 팝 음악계는 물론 전 세계 문화 지형도를 단숨에 뒤흔든 하나의 사건이 일어났습니다. 뉴욕 언더그라운드 클럽 신에서 막 피어오르던 신예 마돈나가 당대 최고의 프로듀서 나일 로저스(Nile Rodgers)의 손을 잡고 세상에 내놓은 두 번째 정규 앨범, 바로 《Like a Virgin》의 탄생이었습니다. 이 음반은 단순한 댄스 팝 컬렉션을 넘어, 1980년대라는 화려하고도 도발적인 시대정신을 완벽하게 포착해 낸 불멸의 마스터피스이자, 대중음악사에서 여성 아티스트의 지위를 '수동적 뮤즈'에서 '세상을 호령하는 주체적 기획자'로 완전히 탈바꿈시킨 거대한 분수령이었습니다.</w:t>
+      </w:r>
+    </w:p>
+    <w:p>
+      <w:pPr>
+        <w:spacing w:line="324" w:lineRule="auto" w:after="120"/>
+      </w:pPr>
+      <w:r>
+        <w:rPr w:rFonts="맑은 고딕">
+          <w:rFonts w:ascii="맑은 고딕" w:hAnsi="맑은 고딕" w:eastAsia="맑은 고딕"/>
+          <w:b w:val="0"/>
+          <w:sz w:val="21"/>
+        </w:rPr>
+        <w:t>음반에 흐르는 음악적 골조는 그룹 시크(Chic) 출신의 나일 로저스가 빚어낸 정교한 훵크(Funk)의 리듬과 뉴웨이브의 세련된 감각, 그리고 거부할 수 없는 캐치한 팝 멜로디의 완벽한 조화로 채워져 있습니다. 마돈나는 순결과 도발, 성스러움과 세속성이라는 양극단의 경계를 능숙하게 넘나들며 자신의 목소리를 당당하게 울려 퍼뜨렸습니다. '성모 마리아'라는 자신의 본명이 지닌 종교적 무게감을 예술적 반어로 승화시키듯, 그녀는 순백의 웨딩드레스에 거친 가죽 벨트를 두른 채 기성세대의 도덕적 위선을 통쾌하게 조롱하고 청춘들에게 거침없는 해방감을 선사했습니다.</w:t>
+      </w:r>
+    </w:p>
+    <w:p>
+      <w:pPr>
+        <w:spacing w:line="324" w:lineRule="auto" w:after="120"/>
+      </w:pPr>
+      <w:r>
+        <w:rPr w:rFonts="맑은 고딕">
+          <w:rFonts w:ascii="맑은 고딕" w:hAnsi="맑은 고딕" w:eastAsia="맑은 고딕"/>
+          <w:b w:val="0"/>
+          <w:sz w:val="21"/>
+        </w:rPr>
+        <w:t>세월이 반세기에 가깝게 흘러간 오늘날, 턴테이블 위에서 회전하는 이 음반은 결코 빛바랜 과거의 유물이 아닙니다. 그루브 넘치는 베이스 라인과 신시사이저의 반짝이는 파동 속에는 한 시대를 거칠 것 없이 질주했던 젊은 날의 찬란한 열정과, 억압에 굴하지 않고 스스로 운명을 개척해 낸 예술가의 숭고한 용기가 아날로그의 온기로 고스란히 숨 쉬고 있습니다. 팝이 지닐 수 있는 가장 찬란한 유희와 치열한 예술적 도발이 공존하는 이 작품은, 시대를 초월하여 우리의 심장을 다시금 뛰게 만드는 영원한 생명력을 품고 있습니다.</w:t>
       </w:r>
     </w:p>
     <w:p>
@@ -168,7 +187,7 @@
           <w:b w:val="0"/>
           <w:sz w:val="21"/>
         </w:rPr>
-        <w:t>1984년 11월 사이어 레코드(Sire Records)를 통해 발매된 마돈나의 정규 2집으로, 그룹 시크(Chic) 출신의 거장 나일 로저스(Nile Rodgers)가 프로듀싱을 맡아 훵크와 뉴웨이브, 신스팝의 가장 완벽한 융합을 이룩해 낸 기념비적 걸작입니다.</w:t>
+        <w:t>1984년 11월 12일 사이어 레코드(Sire Records)를 통해 발매된 마돈나의 정규 2집으로, 훵크와 댄스 팝의 정수를 결합하여 팝의 판도를 바꾼 기념비적 명반</w:t>
       </w:r>
     </w:p>
     <w:p>
@@ -199,7 +218,7 @@
           <w:b w:val="0"/>
           <w:sz w:val="21"/>
         </w:rPr>
-        <w:t>발매와 동시에 전 세계를 뒤흔들며 빌보드 200 차트 정상을 차지했고, 여성 아티스트 앨범 최초로 미국 내에서만 1,000만 장 이상(RIAA 다이아몬드 인증)을 돌파하는 등 전 세계 누적 2,100만 장 이상의 경이적인 판매고를 기록했습니다.</w:t>
+        <w:t>빌보드 200 앨범 차트 여성 아티스트 최초 1위 기록, 전 세계 누적 판매량 2,100만 장 이상 돌파 및 미국 내 RIAA 다이아몬드(1,000만 장 이상) 인증</w:t>
       </w:r>
     </w:p>
     <w:p>
@@ -230,7 +249,7 @@
           <w:b w:val="0"/>
           <w:sz w:val="21"/>
         </w:rPr>
-        <w:t>롤링 스톤 선정 '역대 가장 위대한 앨범 500선'에 이름을 올렸으며, 1984년 제1회 MTV 비디오 뮤직 어워즈(VMA)에서 선보인 전설적인 라이브 퍼포먼스는 대중음악사에 영원히 각인된 명장면으로 공인받고 있습니다.</w:t>
+        <w:t>제1회 MTV 비디오 뮤직 어워즈(VMA) 역사적 오프닝 퍼포먼스 장식, 롤링 스톤 선정 '역대 가장 위대한 명반 500선', 로큰롤 명예의 전당 헌액의 결정적 기틀 마련</w:t>
       </w:r>
     </w:p>
     <w:p>
@@ -275,7 +294,7 @@
           <w:b w:val="0"/>
           <w:sz w:val="21"/>
         </w:rPr>
-        <w:t>미국</w:t>
+        <w:t>미국 (USA)</w:t>
       </w:r>
     </w:p>
     <w:p>
@@ -306,7 +325,7 @@
           <w:b w:val="0"/>
           <w:sz w:val="21"/>
         </w:rPr>
-        <w:t>1958년 ~ 현재</w:t>
+        <w:t>1958년 8월 16일 ~ 현재</w:t>
       </w:r>
     </w:p>
     <w:p>
@@ -337,7 +356,7 @@
           <w:b w:val="0"/>
           <w:sz w:val="21"/>
         </w:rPr>
-        <w:t>솔로</w:t>
+        <w:t>솔로 (Solo)</w:t>
       </w:r>
     </w:p>
     <w:p>
@@ -368,7 +387,7 @@
           <w:b w:val="0"/>
           <w:sz w:val="21"/>
         </w:rPr>
-        <w:t>대중음악계의 영원한 여제(Queen of Pop)이자 20세기와 21세를 관통하는 독보적인 문화 아이콘입니다. 파격적인 음악적 실험과 주체적인 여성 서사를 개척하며 팝 음악, 패션, 시각 예술 전반의 패러다임을 끊임없이 재정의해 왔습니다.</w:t>
+        <w:t>'팝의 여왕(Queen of Pop)'으로 칭송받으며 대중문화의 시각적·음악적 패러다임을 끊임없이 혁신해 온 선구자입니다. 파격적인 비주얼 아트와 주체적인 여성상을 결합하여 음악, 패션, 사회적 담론 전반에 걸쳐 20세기와 21세기를 관통하는 불멸의 족적을 남겼습니다.</w:t>
       </w:r>
     </w:p>
     <w:p>
@@ -413,7 +432,7 @@
           <w:b w:val="0"/>
           <w:sz w:val="21"/>
         </w:rPr>
-        <w:t>80년대 댄스 팝의 세련된 황금률을 제시했을 뿐만 아니라, 여성 뮤지션이 음반 산업의 수동적 객체가 아닌 시대의 유행과 담론을 주도하는 절대적 창작자로서 설 수 있음을 입증한 음악사적 전환점입니다. 치밀하게 계산된 리듬 섹션과 감각적인 멜로디 라인은 대중음악이 도달할 수 있는 가장 우아하고 상업적인 미학의 정점을 보여줍니다.</w:t>
+        <w:t>80년대 신스팝과 포스트 디스코의 유산을 모던 팝의 문법으로 완성해 낸 앨범입니다. 여성 팝 아티스트가 자신의 콘셉트와 성적 자기결정권을 온전히 장악하며 거대한 상업적·예술적 제국을 건설할 수 있음을 입증한 음악사적 이정표입니다.</w:t>
       </w:r>
     </w:p>
     <w:p>
@@ -444,7 +463,7 @@
           <w:b w:val="0"/>
           <w:sz w:val="21"/>
         </w:rPr>
-        <w:t>MTV의 개막과 더불어 청각과 시각이 하나로 결합되던 눈부신 1980년대, 억압된 관습을 깨부수고 솔직한 욕망과 자유를 갈망하던 젊은이들의 심장이 이 LP에 고스란히 박동하고 있습니다. 순백의 웨딩드레스와 반항적인 벨트 버클로 대변되던 파격의 미학은 당대 청춘들에게 해방의 환희와 함께 잊지 못할 낭만적 충격을 선사했습니다.</w:t>
+        <w:t>MTV의 태동과 함께 시각 매체가 음악의 중심축으로 떠오르던 1984년의 공기를 생생히 증언합니다. 네온사인 아래 춤추던 80년대 젊은 세대의 자유분방함과 자본주의적 소비문화의 번영, 그리고 관습의 굴레를 깨부수고자 했던 당대 청춘들의 뜨거운 해방감이 앨범 전편에 깃들어 있습니다.</w:t>
       </w:r>
     </w:p>
     <w:p>
@@ -489,7 +508,130 @@
           <w:b w:val="0"/>
           <w:sz w:val="21"/>
         </w:rPr>
-        <w:t>베이스라인의 탄력적인 율동감 위에 순결과 관능의 경계를 아슬아슬하게 넘나드는 세기의 명곡 'Like a Virgin', 경쾌한 신스 사운드 속에 현대 물질만능주의를 위트 있게 풍자한 'Material Girl', 그리고 숨겨진 보석처럼 마돈나의 짙은 음색과 애절한 비장미를 뿜어내는 정통 소울 발라드 'Love Don't Live Here Anymore' 등이 앨범의 스펙트럼을 풍성하게 채우고 있습니다.</w:t>
+      </w:r>
+    </w:p>
+    <w:p>
+      <w:pPr>
+        <w:spacing w:line="324" w:lineRule="auto" w:after="80"/>
+      </w:pPr>
+      <w:r>
+        <w:rPr w:rFonts="맑은 고딕">
+          <w:rFonts w:ascii="맑은 고딕" w:hAnsi="맑은 고딕" w:eastAsia="맑은 고딕"/>
+          <w:b w:val="0"/>
+          <w:color w:val="6B7280"/>
+          <w:sz w:val="21"/>
+        </w:rPr>
+        <w:t xml:space="preserve">· </w:t>
+      </w:r>
+      <w:r>
+        <w:rPr w:rFonts="맑은 고딕">
+          <w:rFonts w:ascii="맑은 고딕" w:hAnsi="맑은 고딕" w:eastAsia="맑은 고딕"/>
+          <w:b/>
+          <w:color w:val="1F2937"/>
+          <w:sz w:val="21"/>
+        </w:rPr>
+        <w:t xml:space="preserve">"Like a Virgin": </w:t>
+      </w:r>
+      <w:r>
+        <w:rPr w:rFonts="맑은 고딕">
+          <w:rFonts w:ascii="맑은 고딕" w:hAnsi="맑은 고딕" w:eastAsia="맑은 고딕"/>
+          <w:b w:val="0"/>
+          <w:sz w:val="21"/>
+        </w:rPr>
+        <w:t>훵키하면서도 미니멀한 베이스 리프 위에 얹힌 마돈나의 발칙하고도 매혹적인 보컬이 돋보이는 팝 역사의 영원한 찬가.</w:t>
+      </w:r>
+    </w:p>
+    <w:p>
+      <w:pPr>
+        <w:spacing w:line="324" w:lineRule="auto" w:after="80"/>
+      </w:pPr>
+      <w:r>
+        <w:rPr w:rFonts="맑은 고딕">
+          <w:rFonts w:ascii="맑은 고딕" w:hAnsi="맑은 고딕" w:eastAsia="맑은 고딕"/>
+          <w:b w:val="0"/>
+          <w:color w:val="6B7280"/>
+          <w:sz w:val="21"/>
+        </w:rPr>
+        <w:t xml:space="preserve">· </w:t>
+      </w:r>
+      <w:r>
+        <w:rPr w:rFonts="맑은 고딕">
+          <w:rFonts w:ascii="맑은 고딕" w:hAnsi="맑은 고딕" w:eastAsia="맑은 고딕"/>
+          <w:b/>
+          <w:color w:val="1F2937"/>
+          <w:sz w:val="21"/>
+        </w:rPr>
+        <w:t xml:space="preserve">"Material Girl": </w:t>
+      </w:r>
+      <w:r>
+        <w:rPr w:rFonts="맑은 고딕">
+          <w:rFonts w:ascii="맑은 고딕" w:hAnsi="맑은 고딕" w:eastAsia="맑은 고딕"/>
+          <w:b w:val="0"/>
+          <w:sz w:val="21"/>
+        </w:rPr>
+        <w:t>마릴린 먼로에 대한 유쾌한 오마주와 함께 물질만능주의를 아이러니와 재치로 버무려 낸 탁월한 신스팝 트랙.</w:t>
+      </w:r>
+    </w:p>
+    <w:p>
+      <w:pPr>
+        <w:spacing w:line="324" w:lineRule="auto" w:after="80"/>
+      </w:pPr>
+      <w:r>
+        <w:rPr w:rFonts="맑은 고딕">
+          <w:rFonts w:ascii="맑은 고딕" w:hAnsi="맑은 고딕" w:eastAsia="맑은 고딕"/>
+          <w:b w:val="0"/>
+          <w:color w:val="6B7280"/>
+          <w:sz w:val="21"/>
+        </w:rPr>
+        <w:t xml:space="preserve">· </w:t>
+      </w:r>
+      <w:r>
+        <w:rPr w:rFonts="맑은 고딕">
+          <w:rFonts w:ascii="맑은 고딕" w:hAnsi="맑은 고딕" w:eastAsia="맑은 고딕"/>
+          <w:b/>
+          <w:color w:val="1F2937"/>
+          <w:sz w:val="21"/>
+        </w:rPr>
+        <w:t xml:space="preserve">"Dress You Up": </w:t>
+      </w:r>
+      <w:r>
+        <w:rPr w:rFonts="맑은 고딕">
+          <w:rFonts w:ascii="맑은 고딕" w:hAnsi="맑은 고딕" w:eastAsia="맑은 고딕"/>
+          <w:b w:val="0"/>
+          <w:sz w:val="21"/>
+        </w:rPr>
+        <w:t>청량하고 타이트한 기타 커팅과 질주하는 드럼 비트가 자아내는 도회적이고 세련된 에너지.</w:t>
+      </w:r>
+    </w:p>
+    <w:p>
+      <w:pPr>
+        <w:spacing w:line="324" w:lineRule="auto" w:after="80"/>
+      </w:pPr>
+      <w:r>
+        <w:rPr w:rFonts="맑은 고딕">
+          <w:rFonts w:ascii="맑은 고딕" w:hAnsi="맑은 고딕" w:eastAsia="맑은 고딕"/>
+          <w:b w:val="0"/>
+          <w:color w:val="6B7280"/>
+          <w:sz w:val="21"/>
+        </w:rPr>
+        <w:t xml:space="preserve">· </w:t>
+      </w:r>
+      <w:r>
+        <w:rPr w:rFonts="맑은 고딕">
+          <w:rFonts w:ascii="맑은 고딕" w:hAnsi="맑은 고딕" w:eastAsia="맑은 고딕"/>
+          <w:b/>
+          <w:color w:val="1F2937"/>
+          <w:sz w:val="21"/>
+        </w:rPr>
+        <w:t xml:space="preserve">"Love Don't Live Here Anymore": </w:t>
+      </w:r>
+      <w:r>
+        <w:rPr w:rFonts="맑은 고딕">
+          <w:rFonts w:ascii="맑은 고딕" w:hAnsi="맑은 고딕" w:eastAsia="맑은 고딕"/>
+          <w:b w:val="0"/>
+          <w:sz w:val="21"/>
+        </w:rPr>
+        <w:t>로즈 로이스의 원곡을 재해석하여 현악 세션과 함께 애절한 비장미를 선사하는 감성적인 소울 발라드.</w:t>
       </w:r>
     </w:p>
     <w:p>
@@ -520,7 +662,7 @@
           <w:b w:val="0"/>
           <w:sz w:val="21"/>
         </w:rPr>
-        <w:t>디지털 마스터링에서는 결코 느낄 수 없는 나일 로저스의 날카로우면서도 따뜻한 펜더 스트라토캐스터 기타 커팅과 묵직한 아날로그 베이스의 타격감이 LP의 소릿골 속에서 생생하게 되살아납니다. 진공관 앰프를 통해 감상할 때 신디사이저의 고역대는 벨벳처럼 부드럽게 감싸이고, 마돈나의 젊은 날의 호흡과 보컬의 질감이 스피커 사이에 입체적인 온기로 피어오릅니다.</w:t>
+        <w:t>디지털 음원에서 느끼기 힘든 80년대 특유의 아날로그 신시사이저의 두터운 질감과 나일 로저스의 생동감 넘치는 베이스 핑거링을 음미해 보시길 권합니다. 특히 진공관 앰프를 통해 재생할 때, 마돈나의 가늘면서도 날카로운 보컬이 포근한 배음과 만나 한층 더 입체적이고 관능적인 울림으로 다가옵니다.</w:t>
       </w:r>
     </w:p>
     <w:p>
@@ -551,7 +693,7 @@
           <w:b w:val="0"/>
           <w:sz w:val="21"/>
         </w:rPr>
-        <w:t>현대 팝 컬처의 패러다임을 바꾼 역사적 상징물이자, 당대 최고의 비주얼 아트워크를 LP 대형 슬리브로 만끽할 수 있다는 점에서 모든 팝 및 바이닐 컬렉터의 서가에 반드시 자리해야 할 독보적인 소장 가치를 지닙니다.</w:t>
+        <w:t>스티븐 마이젤(Steven Meisel)이 포착한 상징적인 웨딩드레스 커버 아트를 온전한 LP 판형으로 감상하는 시각적 쾌감과 더불어, 팝 컬처의 역사를 바꾼 결정적 순간을 실물 바이닐로 보유한다는 점에서 모든 음악 애호가에게 대체 불가능한 수집 가치를 지닙니다.</w:t>
       </w:r>
     </w:p>
     <w:p>
@@ -565,7 +707,7 @@
           <w:color w:val="4338CA"/>
           <w:sz w:val="21"/>
         </w:rPr>
-        <w:t>이 음반을 통해 80년대 찬란했던 팝의 황금기와 마돈나가 직조해 낸 매혹적인 아날로그의 울림이 전해주는 감동을 다시 한번 경험해 보시는 것은 어떨까요?</w:t>
+        <w:t>이 음반을 통해 1980년대 팝 음악의 찬란한 전성기와 거침없는 예술혼이 전해주는 감동을 다시 한번 경험해 보시는 것은 어떨까요?</w:t>
       </w:r>
     </w:p>
     <w:sectPr>
